--- a/testdata/docx/numbering.docx
+++ b/testdata/docx/numbering.docx
@@ -46,6 +46,17 @@
         <w:t>restart three</w:t>
       </w:r>
     </w:p>
+    <w:p>
+      <w:pPr>
+        <w:numPr>
+          <w:ilvl w:val="0"/>
+          <w:numId w:val="12"/>
+        </w:numPr>
+      </w:pPr>
+      <w:r>
+        <w:t>picture bullet</w:t>
+      </w:r>
+    </w:p>
     <w:sectPr>
       <w:pgSz w:w="12240" w:h="15840"/>
       <w:pgMar w:top="1440" w:right="1440" w:bottom="1440" w:left="1440"/>
@@ -78,6 +89,14 @@
       <w:lvlRestart w:val="0"/>
     </w:lvl>
   </w:abstractNum>
+  <w:abstractNum w:abstractNumId="2">
+    <w:lvl w:ilvl="0">
+      <w:start w:val="1"/>
+      <w:numFmt w:val="bullet"/>
+      <w:lvlText w:val="x"/>
+      <w:lvlPicBulletId w:val="7"/>
+    </w:lvl>
+  </w:abstractNum>
   <w:num w:numId="10">
     <w:abstractNumId w:val="1"/>
   </w:num>
@@ -86,6 +105,9 @@
     <w:lvlOverride w:ilvl="0">
       <w:startOverride w:val="3"/>
     </w:lvlOverride>
+  </w:num>
+  <w:num w:numId="12">
+    <w:abstractNumId w:val="2"/>
   </w:num>
 </w:numbering>
 </file>
